--- a/projects/paper-02/06-write/老师指导后完善/paper02_draft_v7_noline.docx
+++ b/projects/paper-02/06-write/老师指导后完善/paper02_draft_v7_noline.docx
@@ -177,7 +177,7 @@
           <w:i w:val="0"/>
           <w:sz w:val="24"/>
         </w:rPr>
-        <w:t>Parental education level is a reliable predictor of children's cognitive outcomes, yet its neural correlates in early childhood have not been synthesised across measurement modalities.</w:t>
+        <w:t>Parental education level predicts children's cognitive outcomes, yet its neural correlates in early childhood have not been synthesised across measurement modalities.</w:t>
       </w:r>
     </w:p>
     <w:p>
@@ -201,7 +201,7 @@
           <w:i w:val="0"/>
           <w:sz w:val="24"/>
         </w:rPr>
-        <w:t>To systematically review associations between parental education and neural development in young children (primarily aged 0–8 years), examining under what conditions effects are detectable, from what developmental point they emerge, and through what mechanisms they operate.</w:t>
+        <w:t>To systematically review associations between parental education and neural development in young children (primarily aged 0–8 years), examining which neural indices show the most consistent effects, from what developmental point associations emerge, and what structural gaps remain in research design.</w:t>
       </w:r>
     </w:p>
     <w:p>
@@ -225,7 +225,7 @@
           <w:i w:val="0"/>
           <w:sz w:val="24"/>
         </w:rPr>
-        <w:t>We searched PubMed/MEDLINE, PsycINFO, Web of Science, and Scopus (inception to April 2026) following PRISMA 2020 guidelines. Studies were included if parental education had an independently estimable association with a direct neural outcome in young children (target age 0–8 years; studies extending modestly beyond this window were eligible if early childhood was the primary analytical focus). Quality was assessed using the Newcastle–Ottawa Scale.</w:t>
+        <w:t>We searched PubMed/MEDLINE, PsycINFO, Web of Science, and Scopus (inception to April 2026) following PRISMA 2020 guidelines. Inclusion required an independently estimable parental education association with a direct neural outcome in children primarily aged 0–8 years. Quality was assessed using the Newcastle–Ottawa Scale.</w:t>
       </w:r>
     </w:p>
     <w:p>
@@ -267,7 +267,7 @@
           <w:i w:val="0"/>
           <w:sz w:val="24"/>
         </w:rPr>
-        <w:t xml:space="preserve"> = 26–373; 9 countries or regions) met inclusion criteria. Across six modalities, 15 of 16 (94%) reported a positive association between higher parental education and more mature neural indices; three neonatal studies indicated associations detectable before substantial postnatal experience had accrued. One study reported a negative pattern attributable to migration-related linguistic heterogeneity.</w:t>
+        <w:t xml:space="preserve"> = 26–373; 9 countries or regions) met inclusion criteria. Across six modalities, 15 of 16 (94%) reported a positive association between higher parental education and more mature neural indices. Three neonatal studies indicated associations detectable before substantial postnatal experience had accrued; one study reported a negative pattern attributable to migration-related linguistic heterogeneity.</w:t>
       </w:r>
     </w:p>
     <w:p>
@@ -291,7 +291,7 @@
           <w:i w:val="0"/>
           <w:sz w:val="24"/>
         </w:rPr>
-        <w:t>Higher parental education is associated with more advanced neural development from the neonatal period through middle childhood, with effects concentrated in language and executive control networks. Three neonatal studies implicate prenatal mechanisms as a necessary component of the association. Indirect evidence from full-range samples favours a gradient over a pure deprivation threshold, though no included study directly tested non-linearity. These findings call for prenatal studies with biological pathway measurement, pre-registered full-range SES designs, and research in non-Western populations.</w:t>
+        <w:t>Higher parental education is consistently associated with more advanced neural development across six modalities. Arcuate fasciculus fractional anisotropy was the most robust correlate—detectable at 8.6 months, replicated at ages 5–8 years, and independent of household income—suggesting a pathway through language-circuit development to reading readiness. Individual-level predictive validity remains untested; no study used diagnostic accuracy designs. No study separately examined maternal versus paternal education, an unexamined assumption that constrains theory and intervention design.</w:t>
       </w:r>
     </w:p>
     <w:p>
@@ -489,7 +489,7 @@
           <w:i w:val="0"/>
           <w:sz w:val="24"/>
         </w:rPr>
-        <w:t>Prior narrative reviews have described links between SES and brain development (Hackman &amp; Farah, 2009; Tomalski &amp; Johnson, 2010), but none has systematically integrated evidence specifically for parental education across multiple neural modalities in the 0–8 year age range. Several gaps are worth noting. First, many studies operationalize SES as a composite index (combining income, education, and occupation), making it difficult to isolate the unique contribution of parental education to neural outcomes. Second, evidence across EEG/ERP, fNIRS, fMRI, and structural/diffusion MRI has accumulated independently, with no cross-modal synthesis. Third, the field lacks a systematic account of how findings vary by child age, neural system, and measurement modality.</w:t>
+        <w:t>Fifteen years ago, Hackman &amp; Farah (2009) issued an explicit call for research that disaggregates the components of SES—separating the contributions of parental education, income, and occupational prestige to neural outcomes—and extends the neuroimaging evidence base into infancy and early childhood. Noble et al. (2015) subsequently demonstrated, in a large structural MRI study of children and adolescents aged 6–18 years, that family income was associated with cortical surface area in a markedly non-linear fashion, with the steepest gradient concentrated at the lower end of the income distribution. Yet their sample did not extend below age 6, parental education was not examined as an independent exposure separate from income, and the question of whether effects are detectable in the earliest years of life—when neural plasticity is greatest—remained unanswered.</w:t>
       </w:r>
     </w:p>
     <w:p>
@@ -504,25 +504,7 @@
           <w:i w:val="0"/>
           <w:sz w:val="24"/>
         </w:rPr>
-        <w:t xml:space="preserve">A landmark study by Noble et al. (2015) in </w:t>
-      </w:r>
-      <w:r>
-        <w:rPr>
-          <w:rFonts w:ascii="Times New Roman" w:hAnsi="Times New Roman"/>
-          <w:b w:val="0"/>
-          <w:i/>
-          <w:sz w:val="24"/>
-        </w:rPr>
-        <w:t>Nature Neuroscience</w:t>
-      </w:r>
-      <w:r>
-        <w:rPr>
-          <w:rFonts w:ascii="Times New Roman" w:hAnsi="Times New Roman"/>
-          <w:b w:val="0"/>
-          <w:i w:val="0"/>
-          <w:sz w:val="24"/>
-        </w:rPr>
-        <w:t xml:space="preserve"> further sharpened the theoretical stakes: reporting that the association between family income and cortical surface area in children and adolescents was markedly non-linear, with the steepest gradient concentrated at the lower end of the income distribution. This deprivation threshold pattern has since become a central point of debate—is the SES–brain association a full-range linear gradient present at every increment of the distribution, or is it concentrated among the most disadvantaged families? This question has not been addressed for parental education specifically in the 0–8 year age range, where the relevant neural indices (EEG power, white matter microstructure, cortical morphometry) differ substantially from those used in Noble et al.'s school-age and adolescent sample.</w:t>
+        <w:t>No study to date has systematically examined parental education as an independent dimension of socioeconomic influence on neural development in children under 8 years across multiple neuroimaging modalities. The field's failure to act on Hackman &amp; Farah's (2009) call is striking: as the present review documents, 83 of the 109 full-text studies assessed were excluded precisely because parental education lacked an independently estimable association—it had been subsumed into composite SES indices whose components could not be disentangled. Evidence across EEG/ERP, fNIRS, fMRI, and structural/diffusion MRI has meanwhile accumulated independently, with no cross-modal synthesis. And the question of whether the non-linear income pattern identified by Noble et al. (2015) has any parallel for parental education in the 0–8 year age range—where neural indices differ substantially from those used in school-age and adolescent samples—has never been addressed.</w:t>
       </w:r>
     </w:p>
     <w:p>
@@ -537,7 +519,7 @@
           <w:i w:val="0"/>
           <w:sz w:val="24"/>
         </w:rPr>
-        <w:t xml:space="preserve">The present review addresses these issues with three questions that go beyond asking </w:t>
+        <w:t xml:space="preserve">The present review is the first systematic attempt to fill this gap. It addresses three questions that go beyond asking </w:t>
       </w:r>
       <w:r>
         <w:rPr>
@@ -564,16 +546,16 @@
           <w:i/>
           <w:sz w:val="24"/>
         </w:rPr>
-        <w:t>Under what conditions</w:t>
-      </w:r>
-      <w:r>
-        <w:rPr>
-          <w:rFonts w:ascii="Times New Roman" w:hAnsi="Times New Roman"/>
-          <w:b w:val="0"/>
-          <w:i w:val="0"/>
-          <w:sz w:val="24"/>
-        </w:rPr>
-        <w:t xml:space="preserve"> are associations detectable—which neural systems, which developmental windows, and which cultural contexts show the most consistent effects? (2) </w:t>
+        <w:t>Which neural indices</w:t>
+      </w:r>
+      <w:r>
+        <w:rPr>
+          <w:rFonts w:ascii="Times New Roman" w:hAnsi="Times New Roman"/>
+          <w:b w:val="0"/>
+          <w:i w:val="0"/>
+          <w:sz w:val="24"/>
+        </w:rPr>
+        <w:t xml:space="preserve"> show the most consistent and robust associations across independent studies—and what does cross-modal convergence reveal about the neural systems most sensitive to parental education? (2) </w:t>
       </w:r>
       <w:r>
         <w:rPr>
@@ -582,16 +564,16 @@
           <w:i/>
           <w:sz w:val="24"/>
         </w:rPr>
-        <w:t>Through what mechanisms and from what point in development</w:t>
-      </w:r>
-      <w:r>
-        <w:rPr>
-          <w:rFonts w:ascii="Times New Roman" w:hAnsi="Times New Roman"/>
-          <w:b w:val="0"/>
-          <w:i w:val="0"/>
-          <w:sz w:val="24"/>
-        </w:rPr>
-        <w:t xml:space="preserve"> do associations emerge—and what do neonatal findings imply about prenatal versus postnatal pathways? (3) </w:t>
+        <w:t>From what developmental point</w:t>
+      </w:r>
+      <w:r>
+        <w:rPr>
+          <w:rFonts w:ascii="Times New Roman" w:hAnsi="Times New Roman"/>
+          <w:b w:val="0"/>
+          <w:i w:val="0"/>
+          <w:sz w:val="24"/>
+        </w:rPr>
+        <w:t xml:space="preserve"> do associations emerge—and what do neonatal findings constrain regarding prenatal versus postnatal pathways? (3) </w:t>
       </w:r>
       <w:r>
         <w:rPr>
@@ -600,16 +582,16 @@
           <w:i/>
           <w:sz w:val="24"/>
         </w:rPr>
-        <w:t>What does the current evidence base leave unresolved</w:t>
-      </w:r>
-      <w:r>
-        <w:rPr>
-          <w:rFonts w:ascii="Times New Roman" w:hAnsi="Times New Roman"/>
-          <w:b w:val="0"/>
-          <w:i w:val="0"/>
-          <w:sz w:val="24"/>
-        </w:rPr>
-        <w:t>—particularly regarding the gradient versus deprivation threshold debate—and what does this imply for future research design?</w:t>
+        <w:t>What structural gaps</w:t>
+      </w:r>
+      <w:r>
+        <w:rPr>
+          <w:rFonts w:ascii="Times New Roman" w:hAnsi="Times New Roman"/>
+          <w:b w:val="0"/>
+          <w:i w:val="0"/>
+          <w:sz w:val="24"/>
+        </w:rPr>
+        <w:t xml:space="preserve"> in research design—including the operationalization of parental education itself—remain unaddressed and limit the field's ability to translate these findings into intervention?</w:t>
       </w:r>
     </w:p>
     <w:p>
@@ -7734,7 +7716,7 @@
           <w:i w:val="0"/>
           <w:sz w:val="24"/>
         </w:rPr>
-        <w:t xml:space="preserve">Two structural findings are particularly notable from a developmental neuroscience perspective. First, parental education associations with neural outcomes were detectable before substantial postnatal experience had accrued—including in one study scanning full-term infants within four days of birth (Ramphal et al., 2020), and in two studies of very preterm infants assessed during the NICU period (McKinnon et al., 2023; Konrad et al., 2024)—consistent with </w:t>
+        <w:t>Among the modalities examined, DTI findings showed the strongest cross-study convergence. The arcuate fasciculus specifically warrants closer examination: two independent research groups identified this single white matter tract as the primary structural correlate of parental education (Turesky et al., 2022; Ozernov-Palchik et al., 2019), with effects spanning from approximately 8.6 months of age (</w:t>
       </w:r>
       <w:r>
         <w:rPr>
@@ -7743,16 +7725,100 @@
           <w:i/>
           <w:sz w:val="24"/>
         </w:rPr>
-        <w:t>in utero</w:t>
-      </w:r>
-      <w:r>
-        <w:rPr>
-          <w:rFonts w:ascii="Times New Roman" w:hAnsi="Times New Roman"/>
-          <w:b w:val="0"/>
-          <w:i w:val="0"/>
-          <w:sz w:val="24"/>
-        </w:rPr>
-        <w:t xml:space="preserve"> influences. Second, across the DTI studies, the arcuate fasciculus was implicated in two of three DTI studies (Turesky et al., 2022; Ozernov-Palchik et al., 2019); notably, in the larger sample, the education–FA association in this tract persisted after controlling for income (Ozernov-Palchik et al., 2019), pointing to language experience quality as a plausible proximal mechanism.</w:t>
+        <w:t>r</w:t>
+      </w:r>
+      <w:r>
+        <w:rPr>
+          <w:rFonts w:ascii="Times New Roman" w:hAnsi="Times New Roman"/>
+          <w:b w:val="0"/>
+          <w:i w:val="0"/>
+          <w:sz w:val="24"/>
+        </w:rPr>
+        <w:t xml:space="preserve"> = 0.48; Turesky et al., 2022) through ages 5–8 years (</w:t>
+      </w:r>
+      <w:r>
+        <w:rPr>
+          <w:rFonts w:ascii="Times New Roman" w:hAnsi="Times New Roman"/>
+          <w:b w:val="0"/>
+          <w:i/>
+          <w:sz w:val="24"/>
+        </w:rPr>
+        <w:t>r</w:t>
+      </w:r>
+      <w:r>
+        <w:rPr>
+          <w:rFonts w:ascii="Times New Roman" w:hAnsi="Times New Roman"/>
+          <w:b w:val="0"/>
+          <w:i w:val="0"/>
+          <w:sz w:val="24"/>
+        </w:rPr>
+        <w:t xml:space="preserve"> = 0.33; Ozernov-Palchik et al., 2019). Critically, in the larger school-age sample, the education–arcuate FA association persisted after explicitly controlling for household income, indicating that parental education captures something qualitatively distinct from financial resources—most plausibly the quantity and quality of language directed at the child. The arcuate fasciculus is also the white matter tract most consistently implicated in reading acquisition and reading disability (Catani &amp; Mesulam, 2008; Yeatman et al., 2012), suggesting that the parental education effects documented here may represent early neurodevelopmental precursors to the individual differences in phonological processing and reading ability observed at school entry—differences measurable both through white matter microstructure and through electrophysiological indices of language processing.</w:t>
+      </w:r>
+    </w:p>
+    <w:p>
+      <w:pPr>
+        <w:jc w:val="left"/>
+        <w:spacing w:before="0" w:after="120" w:line="480" w:lineRule="auto"/>
+      </w:pPr>
+      <w:r>
+        <w:rPr>
+          <w:rFonts w:ascii="Times New Roman" w:hAnsi="Times New Roman"/>
+          <w:b w:val="0"/>
+          <w:i w:val="0"/>
+          <w:sz w:val="24"/>
+        </w:rPr>
+        <w:t xml:space="preserve">The directional consistency of 15 of 16 studies masks meaningful variation in the </w:t>
+      </w:r>
+      <w:r>
+        <w:rPr>
+          <w:rFonts w:ascii="Times New Roman" w:hAnsi="Times New Roman"/>
+          <w:b w:val="0"/>
+          <w:i/>
+          <w:sz w:val="24"/>
+        </w:rPr>
+        <w:t>cross-study convergence</w:t>
+      </w:r>
+      <w:r>
+        <w:rPr>
+          <w:rFonts w:ascii="Times New Roman" w:hAnsi="Times New Roman"/>
+          <w:b w:val="0"/>
+          <w:i w:val="0"/>
+          <w:sz w:val="24"/>
+        </w:rPr>
+        <w:t xml:space="preserve"> and </w:t>
+      </w:r>
+      <w:r>
+        <w:rPr>
+          <w:rFonts w:ascii="Times New Roman" w:hAnsi="Times New Roman"/>
+          <w:b w:val="0"/>
+          <w:i/>
+          <w:sz w:val="24"/>
+        </w:rPr>
+        <w:t>effect robustness</w:t>
+      </w:r>
+      <w:r>
+        <w:rPr>
+          <w:rFonts w:ascii="Times New Roman" w:hAnsi="Times New Roman"/>
+          <w:b w:val="0"/>
+          <w:i w:val="0"/>
+          <w:sz w:val="24"/>
+        </w:rPr>
+        <w:t xml:space="preserve"> of different neural indices. Structural MRI effects were positive across all five included studies but distributed across multiple morphometric indices—cortical surface area, grey matter volume, cerebellar growth—without convergence on a specific circuit. ERP findings were the most context-dependent: the direction of association was moderated by the cultural and linguistic composition of the sample (see Section 4.3.3), limiting the generalisability of any single ERP finding across populations. DTI findings, as described above, showed the strongest convergence, with the arcuate fasciculus identified independently across two studies, the association surviving income control in the larger sample, and the effect detectable from infancy through early school age. This convergence pattern—across independent research groups, across a developmental span of approximately five years, and robust to income control—identifies arcuate fasciculus FA as the most empirically supported neural correlate of parental education in early childhood. Whether this index carries individual-level predictive validity (i.e., adequate sensitivity and specificity for identifying children at neurodevelopmental risk) remains untested. This gap is not a limitation of the present review, but of the field: none of the 16 studies employed pre-specified diagnostic accuracy designs. Addressing this requires dedicated ROC studies, and constitutes a priority for future translational research.</w:t>
+      </w:r>
+    </w:p>
+    <w:p>
+      <w:pPr>
+        <w:jc w:val="left"/>
+        <w:spacing w:before="0" w:after="120" w:line="480" w:lineRule="auto"/>
+      </w:pPr>
+      <w:r>
+        <w:rPr>
+          <w:rFonts w:ascii="Times New Roman" w:hAnsi="Times New Roman"/>
+          <w:b w:val="0"/>
+          <w:i w:val="0"/>
+          <w:sz w:val="24"/>
+        </w:rPr>
+        <w:t>A third finding, visible only through systematic review, concerns a pervasive asymmetry in how parental education has been operationalized across the neuroimaging literature. Of the 16 included studies, 7 measured maternal education only, 9 reported a combined parental education index (mean or highest attainment), and none—not a single study—separately reported associations for both maternal and paternal education. This complete absence is not a statistical artifact of our inclusion criteria; it reflects a pervasive, unexamined assumption in the field that maternal education is the sole or primary operative variable for early neurodevelopment. Whether paternal education carries independent, distinct, or interactive effects—potentially through mechanisms such as play-based language interaction, literacy modelling, or household economic buffering—remains entirely unknown. The present review cannot adjudicate this question: the systematic absence of paternal education data in all 16 studies renders it unanswerable from the current evidence base. This represents a structural gap in the neuroimaging literature with direct implications for the design of family-based interventions and for theories of environmental influence on early brain development.</w:t>
       </w:r>
     </w:p>
     <w:p>
@@ -9366,6 +9432,21 @@
           <w:sz w:val="24"/>
         </w:rPr>
         <w:t>Finally, this review was not pre-registered in PROSPERO. As a narrative synthesis without a prospective analysis protocol, formal registration was not completed prior to data collection; this is acknowledged as a limitation in line with PRISMA 2020 transparency standards.</w:t>
+      </w:r>
+    </w:p>
+    <w:p>
+      <w:pPr>
+        <w:jc w:val="left"/>
+        <w:spacing w:before="0" w:after="120" w:line="480" w:lineRule="auto"/>
+      </w:pPr>
+      <w:r>
+        <w:rPr>
+          <w:rFonts w:ascii="Times New Roman" w:hAnsi="Times New Roman"/>
+          <w:b w:val="0"/>
+          <w:i w:val="0"/>
+          <w:sz w:val="24"/>
+        </w:rPr>
+        <w:t>Establishing whether prenatal mechanisms—suggested by three neonatal studies in this review—are a necessary rather than merely contributory component of the parental education–neural development association would require studies coupling prenatal biomarkers (cortisol, placental function, fetal brain imaging) with postnatal neural outcomes; this represents a high-priority future research agenda.</w:t>
       </w:r>
     </w:p>
     <w:p>
